--- a/Analog-Signal-Components/PAX/PAM-2025/PAM-modules/detector-module/detector-module-v2/Jan26_production/Test reports/module043_report.docx
+++ b/Analog-Signal-Components/PAX/PAM-2025/PAM-modules/detector-module/detector-module-v2/Jan26_production/Test reports/module043_report.docx
@@ -123,10 +123,9 @@
     </w:p>
     <w:p>
       <w:r>
-        <w:t>N/A</w:t>
+        <w:t>Strong double-dip feature in S11 curves - verify this is okay.</w:t>
       </w:r>
     </w:p>
-    <w:p/>
     <w:p>
       <w:pPr>
         <w:tabs>
@@ -610,7 +609,7 @@
           <w:noProof/>
         </w:rPr>
         <w:drawing>
-          <wp:anchor distT="0" distB="0" distL="114300" distR="114300" simplePos="0" relativeHeight="251664384" behindDoc="0" locked="0" layoutInCell="1" allowOverlap="1" wp14:anchorId="6F775B1C" wp14:editId="1E3241FE">
+          <wp:anchor distT="0" distB="0" distL="114300" distR="114300" simplePos="0" relativeHeight="251664384" behindDoc="0" locked="0" layoutInCell="1" allowOverlap="1" wp14:anchorId="6F775B1C" wp14:editId="52556C79">
             <wp:simplePos x="0" y="0"/>
             <wp:positionH relativeFrom="column">
               <wp:posOffset>4008491</wp:posOffset>
@@ -1097,7 +1096,7 @@
           <w:szCs w:val="28"/>
         </w:rPr>
         <w:drawing>
-          <wp:anchor distT="0" distB="0" distL="114300" distR="114300" simplePos="0" relativeHeight="251666432" behindDoc="1" locked="0" layoutInCell="1" allowOverlap="1" wp14:anchorId="7B5D8638" wp14:editId="1BFEEF62">
+          <wp:anchor distT="0" distB="0" distL="114300" distR="114300" simplePos="0" relativeHeight="251666432" behindDoc="1" locked="0" layoutInCell="1" allowOverlap="1" wp14:anchorId="7B5D8638" wp14:editId="594F4D4D">
             <wp:simplePos x="0" y="0"/>
             <wp:positionH relativeFrom="column">
               <wp:posOffset>4004310</wp:posOffset>
